--- a/scripts/demo/文稿.docx
+++ b/scripts/demo/文稿.docx
@@ -114,7 +114,20 @@
         <w:rPr>
           <w:rFonts w:ascii="Times New Roman" w:hAnsi="Times New Roman" w:eastAsia="宋体"/>
         </w:rPr>
-        <w:t>VASWANI A, SHAZEER N, PARMAR N, et al. Attention is all you need[J]. Advances in Neural Information Processing Systems, 2017, 30. 10.5555/3295222.3295349.</w:t>
+        <w:t>VASWANI A, SHAZEER N, PARMAR N, et al. Attention is all you need[J]. </w:t>
+      </w:r>
+      <w:r>
+        <w:rPr>
+          <w:rFonts w:ascii="Times New Roman" w:hAnsi="Times New Roman" w:eastAsia="宋体"/>
+          <w:i/>
+        </w:rPr>
+        <w:t>Advances in Neural Information Processing Systems</w:t>
+      </w:r>
+      <w:r>
+        <w:rPr>
+          <w:rFonts w:ascii="Times New Roman" w:hAnsi="Times New Roman" w:eastAsia="宋体"/>
+        </w:rPr>
+        <w:t>, 2017, 30. 10.5555/3295222.3295349.</w:t>
       </w:r>
       <w:bookmarkEnd w:id="1"/>
     </w:p>
@@ -137,7 +150,20 @@
         <w:rPr>
           <w:rFonts w:ascii="Times New Roman" w:hAnsi="Times New Roman" w:eastAsia="宋体"/>
         </w:rPr>
-        <w:t>DEVLIN J, CHANG MW, LEE K, et al. BERT: Pre-training of deep bidirectional transformers for language understanding[J]. Proceedings of NAACL-HLT, 2019. 10.18653/v1/N19-1423.</w:t>
+        <w:t>DEVLIN J, CHANG MW, LEE K, et al. BERT: Pre-training of deep bidirectional transformers for language understanding[J]. </w:t>
+      </w:r>
+      <w:r>
+        <w:rPr>
+          <w:rFonts w:ascii="Times New Roman" w:hAnsi="Times New Roman" w:eastAsia="宋体"/>
+          <w:i/>
+        </w:rPr>
+        <w:t>Proceedings of NAACL-HLT</w:t>
+      </w:r>
+      <w:r>
+        <w:rPr>
+          <w:rFonts w:ascii="Times New Roman" w:hAnsi="Times New Roman" w:eastAsia="宋体"/>
+        </w:rPr>
+        <w:t>, 2019. 10.18653/v1/N19-1423.</w:t>
       </w:r>
       <w:bookmarkEnd w:id="2"/>
     </w:p>

--- a/scripts/demo/文稿.docx
+++ b/scripts/demo/文稿.docx
@@ -127,7 +127,23 @@
         <w:rPr>
           <w:rFonts w:ascii="Times New Roman" w:hAnsi="Times New Roman" w:eastAsia="宋体"/>
         </w:rPr>
-        <w:t>, 2017, 30. 10.5555/3295222.3295349.</w:t>
+        <w:t>, 2017, 30. </w:t>
+      </w:r>
+      <w:hyperlink r:id="rId9" w:tooltip="打开论文页面">
+        <w:r>
+          <w:rPr>
+            <w:rFonts w:ascii="Times New Roman" w:hAnsi="Times New Roman" w:eastAsia="宋体"/>
+            <w:color w:val="0563C1"/>
+            <w:u w:val="single"/>
+          </w:rPr>
+          <w:t>https://doi.org/10.5555/3295222.3295349</w:t>
+        </w:r>
+      </w:hyperlink>
+      <w:r>
+        <w:rPr>
+          <w:rFonts w:ascii="Times New Roman" w:hAnsi="Times New Roman" w:eastAsia="宋体"/>
+        </w:rPr>
+        <w:t>.</w:t>
       </w:r>
       <w:bookmarkEnd w:id="1"/>
     </w:p>
@@ -163,7 +179,23 @@
         <w:rPr>
           <w:rFonts w:ascii="Times New Roman" w:hAnsi="Times New Roman" w:eastAsia="宋体"/>
         </w:rPr>
-        <w:t>, 2019. 10.18653/v1/N19-1423.</w:t>
+        <w:t>, 2019. </w:t>
+      </w:r>
+      <w:hyperlink r:id="rId10" w:tooltip="打开论文页面">
+        <w:r>
+          <w:rPr>
+            <w:rFonts w:ascii="Times New Roman" w:hAnsi="Times New Roman" w:eastAsia="宋体"/>
+            <w:color w:val="0563C1"/>
+            <w:u w:val="single"/>
+          </w:rPr>
+          <w:t>https://doi.org/10.18653/v1/N19-1423</w:t>
+        </w:r>
+      </w:hyperlink>
+      <w:r>
+        <w:rPr>
+          <w:rFonts w:ascii="Times New Roman" w:hAnsi="Times New Roman" w:eastAsia="宋体"/>
+        </w:rPr>
+        <w:t>.</w:t>
       </w:r>
       <w:bookmarkEnd w:id="2"/>
     </w:p>

--- a/scripts/demo/文稿.docx
+++ b/scripts/demo/文稿.docx
@@ -100,7 +100,7 @@
         <w:ind w:left="420" w:hanging="420"/>
         <w:jc w:val="both"/>
       </w:pPr>
-      <w:bookmarkStart w:id="1" w:name="ref_vaswani2017"/>
+      <w:bookmarkStart w:id="5" w:name="ref_vaswani2017"/>
       <w:r>
         <w:rPr>
           <w:rFonts w:ascii="Times New Roman" w:hAnsi="Times New Roman" w:eastAsia="宋体"/>
@@ -129,7 +129,7 @@
         </w:rPr>
         <w:t>, 2017, 30. </w:t>
       </w:r>
-      <w:hyperlink r:id="rId9" w:tooltip="打开论文页面">
+      <w:hyperlink r:id="rId10" w:tooltip="打开论文页面">
         <w:r>
           <w:rPr>
             <w:rFonts w:ascii="Times New Roman" w:hAnsi="Times New Roman" w:eastAsia="宋体"/>
@@ -145,14 +145,14 @@
         </w:rPr>
         <w:t>.</w:t>
       </w:r>
-      <w:bookmarkEnd w:id="1"/>
+      <w:bookmarkEnd w:id="5"/>
     </w:p>
     <w:p>
       <w:pPr>
         <w:ind w:left="420" w:hanging="420"/>
         <w:jc w:val="both"/>
       </w:pPr>
-      <w:bookmarkStart w:id="2" w:name="ref_devlin2019"/>
+      <w:bookmarkStart w:id="6" w:name="ref_devlin2019"/>
       <w:r>
         <w:rPr>
           <w:rFonts w:ascii="Times New Roman" w:hAnsi="Times New Roman" w:eastAsia="宋体"/>
@@ -181,7 +181,7 @@
         </w:rPr>
         <w:t>, 2019. </w:t>
       </w:r>
-      <w:hyperlink r:id="rId10" w:tooltip="打开论文页面">
+      <w:hyperlink r:id="rId9" w:tooltip="打开论文页面">
         <w:r>
           <w:rPr>
             <w:rFonts w:ascii="Times New Roman" w:hAnsi="Times New Roman" w:eastAsia="宋体"/>
@@ -197,7 +197,7 @@
         </w:rPr>
         <w:t>.</w:t>
       </w:r>
-      <w:bookmarkEnd w:id="2"/>
+      <w:bookmarkEnd w:id="6"/>
     </w:p>
   </w:body>
 </w:document>

--- a/scripts/demo/文稿.docx
+++ b/scripts/demo/文稿.docx
@@ -18,18 +18,8 @@
         <w:rPr>
           <w:vertAlign w:val="superscript"/>
         </w:rPr>
+        <w:t>[?]</w:t>
       </w:r>
-      <w:hyperlink w:anchor="ref_vaswani2017">
-        <w:r>
-          <w:rPr>
-            <w:rFonts w:ascii="Times New Roman" w:hAnsi="Times New Roman" w:eastAsia="宋体"/>
-            <w:color w:val="0563C1"/>
-            <w:u w:val="single"/>
-            <w:vertAlign w:val="superscript"/>
-          </w:rPr>
-          <w:t>[1]</w:t>
-        </w:r>
-      </w:hyperlink>
       <w:r>
         <w:t>，这一结论在多项研究中得到验证。</w:t>
       </w:r>
@@ -38,18 +28,9 @@
       <w:r>
         <w:t>注意力机制是 Transformer 的核心组件</w:t>
       </w:r>
-      <w:r/>
-      <w:hyperlink w:anchor="ref_vaswani2017">
-        <w:r>
-          <w:rPr>
-            <w:rFonts w:ascii="Times New Roman" w:hAnsi="Times New Roman" w:eastAsia="宋体"/>
-            <w:color w:val="0563C1"/>
-            <w:u w:val="single"/>
-            <w:vertAlign w:val="superscript"/>
-          </w:rPr>
-          <w:t>[1]</w:t>
-        </w:r>
-      </w:hyperlink>
+      <w:r>
+        <w:t>[CITE:vaswani2017]</w:t>
+      </w:r>
       <w:r>
         <w:t>，其重要性已被广泛认可。</w:t>
       </w:r>
@@ -58,19 +39,11 @@
       <w:r>
         <w:t>近期研究进一步表明</w:t>
       </w:r>
-      <w:hyperlink w:anchor="ref_devlin2019">
-        <w:r>
-          <w:rPr>
-            <w:rFonts w:ascii="Times New Roman" w:hAnsi="Times New Roman" w:eastAsia="宋体"/>
-            <w:color w:val="0563C1"/>
-            <w:u w:val="single"/>
-            <w:vertAlign w:val="superscript"/>
-          </w:rPr>
-          <w:t>[2]</w:t>
-        </w:r>
-      </w:hyperlink>
       <w:r>
-        <w:t>预训练模型可以显著提升下游任务表现</w:t>
+        <w:t>[?</w:t>
+      </w:r>
+      <w:r>
+        <w:t>]预训练模型可以显著提升下游任务表现</w:t>
       </w:r>
       <w:r>
         <w:t>。</w:t>
@@ -87,118 +60,6 @@
       <w:cols w:space="720"/>
       <w:docGrid w:linePitch="360"/>
     </w:sectPr>
-    <w:p>
-      <w:pPr>
-        <w:pStyle w:val="Heading1"/>
-      </w:pPr>
-      <w:r>
-        <w:t>参考文献</w:t>
-      </w:r>
-    </w:p>
-    <w:p>
-      <w:pPr>
-        <w:ind w:left="420" w:hanging="420"/>
-        <w:jc w:val="both"/>
-      </w:pPr>
-      <w:bookmarkStart w:id="5" w:name="ref_vaswani2017"/>
-      <w:r>
-        <w:rPr>
-          <w:rFonts w:ascii="Times New Roman" w:hAnsi="Times New Roman" w:eastAsia="宋体"/>
-        </w:rPr>
-        <w:t>[1]</w:t>
-      </w:r>
-      <w:r>
-        <w:tab/>
-      </w:r>
-      <w:r>
-        <w:rPr>
-          <w:rFonts w:ascii="Times New Roman" w:hAnsi="Times New Roman" w:eastAsia="宋体"/>
-        </w:rPr>
-        <w:t>VASWANI A, SHAZEER N, PARMAR N, et al. Attention is all you need[J]. </w:t>
-      </w:r>
-      <w:r>
-        <w:rPr>
-          <w:rFonts w:ascii="Times New Roman" w:hAnsi="Times New Roman" w:eastAsia="宋体"/>
-          <w:i/>
-        </w:rPr>
-        <w:t>Advances in Neural Information Processing Systems</w:t>
-      </w:r>
-      <w:r>
-        <w:rPr>
-          <w:rFonts w:ascii="Times New Roman" w:hAnsi="Times New Roman" w:eastAsia="宋体"/>
-        </w:rPr>
-        <w:t>, 2017, 30. </w:t>
-      </w:r>
-      <w:hyperlink r:id="rId10" w:tooltip="打开论文页面">
-        <w:r>
-          <w:rPr>
-            <w:rFonts w:ascii="Times New Roman" w:hAnsi="Times New Roman" w:eastAsia="宋体"/>
-            <w:color w:val="0563C1"/>
-            <w:u w:val="single"/>
-          </w:rPr>
-          <w:t>https://doi.org/10.5555/3295222.3295349</w:t>
-        </w:r>
-      </w:hyperlink>
-      <w:r>
-        <w:rPr>
-          <w:rFonts w:ascii="Times New Roman" w:hAnsi="Times New Roman" w:eastAsia="宋体"/>
-        </w:rPr>
-        <w:t>.</w:t>
-      </w:r>
-      <w:bookmarkEnd w:id="5"/>
-    </w:p>
-    <w:p>
-      <w:pPr>
-        <w:ind w:left="420" w:hanging="420"/>
-        <w:jc w:val="both"/>
-      </w:pPr>
-      <w:bookmarkStart w:id="6" w:name="ref_devlin2019"/>
-      <w:r>
-        <w:rPr>
-          <w:rFonts w:ascii="Times New Roman" w:hAnsi="Times New Roman" w:eastAsia="宋体"/>
-        </w:rPr>
-        <w:t>[2]</w:t>
-      </w:r>
-      <w:r>
-        <w:tab/>
-      </w:r>
-      <w:r>
-        <w:rPr>
-          <w:rFonts w:ascii="Times New Roman" w:hAnsi="Times New Roman" w:eastAsia="宋体"/>
-        </w:rPr>
-        <w:t>DEVLIN J, CHANG MW, LEE K, et al. BERT: Pre-training of deep bidirectional transformers for language understanding[J]. </w:t>
-      </w:r>
-      <w:r>
-        <w:rPr>
-          <w:rFonts w:ascii="Times New Roman" w:hAnsi="Times New Roman" w:eastAsia="宋体"/>
-          <w:i/>
-        </w:rPr>
-        <w:t>Proceedings of NAACL-HLT</w:t>
-      </w:r>
-      <w:r>
-        <w:rPr>
-          <w:rFonts w:ascii="Times New Roman" w:hAnsi="Times New Roman" w:eastAsia="宋体"/>
-        </w:rPr>
-        <w:t>, 2019. </w:t>
-      </w:r>
-      <w:hyperlink r:id="rId9" w:tooltip="打开论文页面">
-        <w:r>
-          <w:rPr>
-            <w:rFonts w:ascii="Times New Roman" w:hAnsi="Times New Roman" w:eastAsia="宋体"/>
-            <w:color w:val="0563C1"/>
-            <w:u w:val="single"/>
-          </w:rPr>
-          <w:t>https://doi.org/10.18653/v1/N19-1423</w:t>
-        </w:r>
-      </w:hyperlink>
-      <w:r>
-        <w:rPr>
-          <w:rFonts w:ascii="Times New Roman" w:hAnsi="Times New Roman" w:eastAsia="宋体"/>
-        </w:rPr>
-        <w:t>.</w:t>
-      </w:r>
-      <w:bookmarkEnd w:id="6"/>
-    </w:p>
   </w:body>
 </w:document>
 </file>

--- a/scripts/demo/文稿.docx
+++ b/scripts/demo/文稿.docx
@@ -18,8 +18,18 @@
         <w:rPr>
           <w:vertAlign w:val="superscript"/>
         </w:rPr>
-        <w:t>[?]</w:t>
       </w:r>
+      <w:hyperlink w:anchor="ref_vaswani2017">
+        <w:r>
+          <w:rPr>
+            <w:rFonts w:ascii="Times New Roman" w:hAnsi="Times New Roman" w:eastAsia="宋体"/>
+            <w:color w:val="0563C1"/>
+            <w:u w:val="single"/>
+            <w:vertAlign w:val="superscript"/>
+          </w:rPr>
+          <w:t>[1]</w:t>
+        </w:r>
+      </w:hyperlink>
       <w:r>
         <w:t>，这一结论在多项研究中得到验证。</w:t>
       </w:r>
@@ -28,9 +38,18 @@
       <w:r>
         <w:t>注意力机制是 Transformer 的核心组件</w:t>
       </w:r>
-      <w:r>
-        <w:t>[CITE:vaswani2017]</w:t>
-      </w:r>
+      <w:r/>
+      <w:hyperlink w:anchor="ref_vaswani2017">
+        <w:r>
+          <w:rPr>
+            <w:rFonts w:ascii="Times New Roman" w:hAnsi="Times New Roman" w:eastAsia="宋体"/>
+            <w:color w:val="0563C1"/>
+            <w:u w:val="single"/>
+            <w:vertAlign w:val="superscript"/>
+          </w:rPr>
+          <w:t>[1]</w:t>
+        </w:r>
+      </w:hyperlink>
       <w:r>
         <w:t>，其重要性已被广泛认可。</w:t>
       </w:r>
@@ -39,11 +58,19 @@
       <w:r>
         <w:t>近期研究进一步表明</w:t>
       </w:r>
+      <w:hyperlink w:anchor="ref_devlin2019">
+        <w:r>
+          <w:rPr>
+            <w:rFonts w:ascii="Times New Roman" w:hAnsi="Times New Roman" w:eastAsia="宋体"/>
+            <w:color w:val="0563C1"/>
+            <w:u w:val="single"/>
+            <w:vertAlign w:val="superscript"/>
+          </w:rPr>
+          <w:t>[2]</w:t>
+        </w:r>
+      </w:hyperlink>
       <w:r>
-        <w:t>[?</w:t>
-      </w:r>
-      <w:r>
-        <w:t>]预训练模型可以显著提升下游任务表现</w:t>
+        <w:t>预训练模型可以显著提升下游任务表现</w:t>
       </w:r>
       <w:r>
         <w:t>。</w:t>
@@ -60,6 +87,118 @@
       <w:cols w:space="720"/>
       <w:docGrid w:linePitch="360"/>
     </w:sectPr>
+    <w:p>
+      <w:pPr>
+        <w:pStyle w:val="Heading1"/>
+      </w:pPr>
+      <w:r>
+        <w:t>参考文献</w:t>
+      </w:r>
+    </w:p>
+    <w:p>
+      <w:pPr>
+        <w:ind w:left="420" w:hanging="420"/>
+        <w:jc w:val="both"/>
+      </w:pPr>
+      <w:bookmarkStart w:id="1" w:name="ref_vaswani2017"/>
+      <w:r>
+        <w:rPr>
+          <w:rFonts w:ascii="Times New Roman" w:hAnsi="Times New Roman" w:eastAsia="宋体"/>
+        </w:rPr>
+        <w:t>[1]</w:t>
+      </w:r>
+      <w:r>
+        <w:tab/>
+      </w:r>
+      <w:r>
+        <w:rPr>
+          <w:rFonts w:ascii="Times New Roman" w:hAnsi="Times New Roman" w:eastAsia="宋体"/>
+        </w:rPr>
+        <w:t>VASWANI A, SHAZEER N, PARMAR N, et al. Attention is all you need[J]. </w:t>
+      </w:r>
+      <w:r>
+        <w:rPr>
+          <w:rFonts w:ascii="Times New Roman" w:hAnsi="Times New Roman" w:eastAsia="宋体"/>
+          <w:i/>
+        </w:rPr>
+        <w:t>Advances in Neural Information Processing Systems</w:t>
+      </w:r>
+      <w:r>
+        <w:rPr>
+          <w:rFonts w:ascii="Times New Roman" w:hAnsi="Times New Roman" w:eastAsia="宋体"/>
+        </w:rPr>
+        <w:t>, 2017, 30. </w:t>
+      </w:r>
+      <w:hyperlink r:id="rId9" w:tooltip="打开论文页面">
+        <w:r>
+          <w:rPr>
+            <w:rFonts w:ascii="Times New Roman" w:hAnsi="Times New Roman" w:eastAsia="宋体"/>
+            <w:color w:val="0563C1"/>
+            <w:u w:val="single"/>
+          </w:rPr>
+          <w:t>https://doi.org/10.5555/3295222.3295349</w:t>
+        </w:r>
+      </w:hyperlink>
+      <w:r>
+        <w:rPr>
+          <w:rFonts w:ascii="Times New Roman" w:hAnsi="Times New Roman" w:eastAsia="宋体"/>
+        </w:rPr>
+        <w:t>.</w:t>
+      </w:r>
+      <w:bookmarkEnd w:id="1"/>
+    </w:p>
+    <w:p>
+      <w:pPr>
+        <w:ind w:left="420" w:hanging="420"/>
+        <w:jc w:val="both"/>
+      </w:pPr>
+      <w:bookmarkStart w:id="2" w:name="ref_devlin2019"/>
+      <w:r>
+        <w:rPr>
+          <w:rFonts w:ascii="Times New Roman" w:hAnsi="Times New Roman" w:eastAsia="宋体"/>
+        </w:rPr>
+        <w:t>[2]</w:t>
+      </w:r>
+      <w:r>
+        <w:tab/>
+      </w:r>
+      <w:r>
+        <w:rPr>
+          <w:rFonts w:ascii="Times New Roman" w:hAnsi="Times New Roman" w:eastAsia="宋体"/>
+        </w:rPr>
+        <w:t>DEVLIN J, CHANG MW, LEE K, et al. BERT: Pre-training of deep bidirectional transformers for language understanding[J]. </w:t>
+      </w:r>
+      <w:r>
+        <w:rPr>
+          <w:rFonts w:ascii="Times New Roman" w:hAnsi="Times New Roman" w:eastAsia="宋体"/>
+          <w:i/>
+        </w:rPr>
+        <w:t>Proceedings of NAACL-HLT</w:t>
+      </w:r>
+      <w:r>
+        <w:rPr>
+          <w:rFonts w:ascii="Times New Roman" w:hAnsi="Times New Roman" w:eastAsia="宋体"/>
+        </w:rPr>
+        <w:t>, 2019. </w:t>
+      </w:r>
+      <w:hyperlink r:id="rId10" w:tooltip="打开论文页面">
+        <w:r>
+          <w:rPr>
+            <w:rFonts w:ascii="Times New Roman" w:hAnsi="Times New Roman" w:eastAsia="宋体"/>
+            <w:color w:val="0563C1"/>
+            <w:u w:val="single"/>
+          </w:rPr>
+          <w:t>https://doi.org/10.18653/v1/N19-1423</w:t>
+        </w:r>
+      </w:hyperlink>
+      <w:r>
+        <w:rPr>
+          <w:rFonts w:ascii="Times New Roman" w:hAnsi="Times New Roman" w:eastAsia="宋体"/>
+        </w:rPr>
+        <w:t>.</w:t>
+      </w:r>
+      <w:bookmarkEnd w:id="2"/>
+    </w:p>
   </w:body>
 </w:document>
 </file>
